--- a/demo.docx
+++ b/demo.docx
@@ -85,6 +85,803 @@
           <w:rFonts w:ascii="David" w:hAnsi="David" w:cs="David"/>
         </w:rPr>
         <w:t xml:space="preserve">       23.8.2024       </w:t>
+      </w:r>
+    </w:p>
+    <w:p>
+      <w:pPr>
+        <w:jc w:val="right"/>
+      </w:pPr>
+      <w:r>
+        <w:rPr>
+          <w:rtl w:val="1"/>
+          <w:sz w:val="24"/>
+          <w:szCs w:val="24"/>
+          <w:rFonts w:ascii="David" w:hAnsi="David" w:cs="David"/>
+        </w:rPr>
+      </w:r>
+    </w:p>
+    <w:p>
+      <w:pPr>
+        <w:jc w:val="right"/>
+      </w:pPr>
+      <w:r>
+        <w:rPr>
+          <w:rtl w:val="1"/>
+          <w:b/>
+          <w:bCs/>
+          <w:u w:val="single"/>
+          <w:sz w:val="24"/>
+          <w:szCs w:val="24"/>
+          <w:rFonts w:ascii="David" w:hAnsi="David" w:cs="David"/>
+        </w:rPr>
+        <w:t xml:space="preserve">קורסי החובה בחטיבה 8 נק"ז - סה"ז נק"ז חובה שהושלמו: </w:t>
+      </w:r>
+      <w:r>
+        <w:rPr>
+          <w:rtl w:val="1"/>
+          <w:u w:val="single"/>
+          <w:sz w:val="24"/>
+          <w:szCs w:val="24"/>
+          <w:rFonts w:ascii="David" w:hAnsi="David" w:cs="David"/>
+        </w:rPr>
+        <w:t xml:space="preserve">       4       </w:t>
+      </w:r>
+    </w:p>
+    <w:p>
+      <w:pPr>
+        <w:ind w:right="720"/>
+        <w:jc w:val="right"/>
+      </w:pPr>
+      <w:r>
+        <w:rPr>
+          <w:rtl w:val="1"/>
+          <w:sz w:val="24"/>
+          <w:szCs w:val="24"/>
+          <w:rFonts w:ascii="David" w:hAnsi="David" w:cs="David"/>
+        </w:rPr>
+        <w:t xml:space="preserve">☐ </w:t>
+      </w:r>
+      <w:r>
+        <w:rPr>
+          <w:rtl w:val="1"/>
+          <w:sz w:val="24"/>
+          <w:szCs w:val="24"/>
+          <w:rFonts w:ascii="David" w:hAnsi="David" w:cs="David"/>
+        </w:rPr>
+        <w:t>מושגי יסוד בחקר סכסוכים - 2 נק"ז</w:t>
+      </w:r>
+    </w:p>
+    <w:p>
+      <w:pPr>
+        <w:ind w:right="720"/>
+        <w:jc w:val="right"/>
+      </w:pPr>
+      <w:r>
+        <w:rPr>
+          <w:rtl w:val="1"/>
+          <w:sz w:val="24"/>
+          <w:szCs w:val="24"/>
+          <w:rFonts w:ascii="David" w:hAnsi="David" w:cs="David"/>
+        </w:rPr>
+        <w:t xml:space="preserve">☑ </w:t>
+      </w:r>
+      <w:r>
+        <w:rPr>
+          <w:rtl w:val="1"/>
+          <w:sz w:val="24"/>
+          <w:szCs w:val="24"/>
+          <w:rFonts w:ascii="David" w:hAnsi="David" w:cs="David"/>
+        </w:rPr>
+        <w:t>מבנה חברתי של ישראל - 2 נק"ז</w:t>
+      </w:r>
+    </w:p>
+    <w:p>
+      <w:pPr>
+        <w:ind w:right="720"/>
+        <w:jc w:val="right"/>
+      </w:pPr>
+      <w:r>
+        <w:rPr>
+          <w:rtl w:val="1"/>
+          <w:sz w:val="24"/>
+          <w:szCs w:val="24"/>
+          <w:rFonts w:ascii="David" w:hAnsi="David" w:cs="David"/>
+        </w:rPr>
+        <w:t xml:space="preserve">☐ </w:t>
+      </w:r>
+      <w:r>
+        <w:rPr>
+          <w:rtl w:val="1"/>
+          <w:sz w:val="24"/>
+          <w:szCs w:val="24"/>
+          <w:rFonts w:ascii="David" w:hAnsi="David" w:cs="David"/>
+        </w:rPr>
+        <w:t>סוגיות בקונפליקטים קבוצתיים וארגוניים - 2 נק"ז</w:t>
+      </w:r>
+    </w:p>
+    <w:p>
+      <w:pPr>
+        <w:ind w:right="720"/>
+        <w:jc w:val="right"/>
+      </w:pPr>
+      <w:r>
+        <w:rPr>
+          <w:rtl w:val="1"/>
+          <w:sz w:val="24"/>
+          <w:szCs w:val="24"/>
+          <w:rFonts w:ascii="David" w:hAnsi="David" w:cs="David"/>
+        </w:rPr>
+        <w:t xml:space="preserve">☑ </w:t>
+      </w:r>
+      <w:r>
+        <w:rPr>
+          <w:rtl w:val="1"/>
+          <w:sz w:val="24"/>
+          <w:szCs w:val="24"/>
+          <w:rFonts w:ascii="David" w:hAnsi="David" w:cs="David"/>
+        </w:rPr>
+        <w:t>משא ומתן ככלי לניהול וישוב סכסוכים - 2 נק"ז</w:t>
+      </w:r>
+    </w:p>
+    <w:p>
+      <w:pPr>
+        <w:jc w:val="right"/>
+      </w:pPr>
+      <w:r>
+        <w:rPr>
+          <w:rtl w:val="1"/>
+          <w:sz w:val="24"/>
+          <w:szCs w:val="24"/>
+          <w:rFonts w:ascii="David" w:hAnsi="David" w:cs="David"/>
+        </w:rPr>
+      </w:r>
+    </w:p>
+    <w:p>
+      <w:pPr>
+        <w:jc w:val="right"/>
+      </w:pPr>
+      <w:r>
+        <w:rPr>
+          <w:rtl w:val="1"/>
+          <w:b/>
+          <w:bCs/>
+          <w:u w:val="single"/>
+          <w:sz w:val="24"/>
+          <w:szCs w:val="24"/>
+          <w:rFonts w:ascii="David" w:hAnsi="David" w:cs="David"/>
+        </w:rPr>
+        <w:t>סמינר בשנה ג 4 נק"ז (אחד מבין השניים) - כל אחד קורס שנתי בהיקף של 4 נק"ז</w:t>
+      </w:r>
+    </w:p>
+    <w:p>
+      <w:pPr>
+        <w:ind w:right="720"/>
+        <w:jc w:val="right"/>
+      </w:pPr>
+      <w:r>
+        <w:rPr>
+          <w:rtl w:val="1"/>
+          <w:sz w:val="24"/>
+          <w:szCs w:val="24"/>
+          <w:rFonts w:ascii="David" w:hAnsi="David" w:cs="David"/>
+        </w:rPr>
+        <w:t xml:space="preserve">☐ </w:t>
+      </w:r>
+      <w:r>
+        <w:rPr>
+          <w:rtl w:val="1"/>
+          <w:sz w:val="24"/>
+          <w:szCs w:val="24"/>
+          <w:rFonts w:ascii="David" w:hAnsi="David" w:cs="David"/>
+        </w:rPr>
+        <w:t>התמודדות מתבגרים במצבי קונפליט</w:t>
+      </w:r>
+    </w:p>
+    <w:p>
+      <w:pPr>
+        <w:ind w:right="720"/>
+        <w:jc w:val="right"/>
+      </w:pPr>
+      <w:r>
+        <w:rPr>
+          <w:rtl w:val="1"/>
+          <w:sz w:val="24"/>
+          <w:szCs w:val="24"/>
+          <w:rFonts w:ascii="David" w:hAnsi="David" w:cs="David"/>
+        </w:rPr>
+        <w:t xml:space="preserve">☑ </w:t>
+      </w:r>
+      <w:r>
+        <w:rPr>
+          <w:rtl w:val="1"/>
+          <w:sz w:val="24"/>
+          <w:szCs w:val="24"/>
+          <w:rFonts w:ascii="David" w:hAnsi="David" w:cs="David"/>
+        </w:rPr>
+        <w:t>קונפליקטים במרחב המשפחתי</w:t>
+      </w:r>
+    </w:p>
+    <w:p>
+      <w:pPr>
+        <w:jc w:val="right"/>
+      </w:pPr>
+      <w:r>
+        <w:rPr>
+          <w:rtl w:val="1"/>
+          <w:sz w:val="24"/>
+          <w:szCs w:val="24"/>
+          <w:rFonts w:ascii="David" w:hAnsi="David" w:cs="David"/>
+        </w:rPr>
+      </w:r>
+    </w:p>
+    <w:p>
+      <w:pPr>
+        <w:jc w:val="right"/>
+      </w:pPr>
+      <w:r>
+        <w:rPr>
+          <w:rtl w:val="1"/>
+          <w:b/>
+          <w:bCs/>
+          <w:u w:val="single"/>
+          <w:sz w:val="24"/>
+          <w:szCs w:val="24"/>
+          <w:rFonts w:ascii="David" w:hAnsi="David" w:cs="David"/>
+        </w:rPr>
+        <w:t xml:space="preserve">קורסי הבחירה בחטיבה 16 נק"ז - סה"כ נק"ז בחירה שהשולמו: </w:t>
+      </w:r>
+      <w:r>
+        <w:rPr>
+          <w:rtl w:val="1"/>
+          <w:u w:val="single"/>
+          <w:sz w:val="24"/>
+          <w:szCs w:val="24"/>
+          <w:rFonts w:ascii="David" w:hAnsi="David" w:cs="David"/>
+        </w:rPr>
+        <w:t xml:space="preserve">       10       </w:t>
+      </w:r>
+    </w:p>
+    <w:tbl>
+      <w:tblPr>
+        <w:tblW w:type="auto" w:w="0"/>
+        <w:tblLayout w:type="fixed"/>
+        <w:tblLook w:firstColumn="1" w:firstRow="1" w:lastColumn="0" w:lastRow="0" w:noHBand="0" w:noVBand="1" w:val="04A0"/>
+        <w:tblBorders>
+          <w:top w:val="single" w:sz="4" w:space="0" w:color="000000"/>
+          <w:left w:val="single" w:sz="4" w:space="0" w:color="000000"/>
+          <w:bottom w:val="single" w:sz="4" w:space="0" w:color="000000"/>
+          <w:right w:val="single" w:sz="4" w:space="0" w:color="000000"/>
+          <w:insideH w:val="single" w:sz="4" w:space="0" w:color="000000"/>
+          <w:insideV w:val="single" w:sz="4" w:space="0" w:color="000000"/>
+        </w:tblBorders>
+        <w:bidiVisual w:val="1"/>
+        <w:tblLayout w:type="fixed"/>
+      </w:tblPr>
+      <w:tblGrid>
+        <w:gridCol w:w="3312"/>
+        <w:gridCol w:w="720"/>
+        <w:gridCol w:w="3888"/>
+        <w:gridCol w:w="720"/>
+      </w:tblGrid>
+      <w:tr>
+        <w:tc>
+          <w:tcPr>
+            <w:tcW w:type="dxa" w:w="3312"/>
+          </w:tcPr>
+          <w:p>
+            <w:pPr>
+              <w:jc w:val="right"/>
+            </w:pPr>
+            <w:r>
+              <w:rPr>
+                <w:rtl w:val="1"/>
+                <w:b/>
+                <w:bCs/>
+                <w:sz w:val="24"/>
+                <w:szCs w:val="24"/>
+                <w:rFonts w:ascii="David" w:hAnsi="David" w:cs="David"/>
+              </w:rPr>
+              <w:t>קורסי בחירה מבין קורסי החטיבה</w:t>
+            </w:r>
+          </w:p>
+        </w:tc>
+        <w:tc>
+          <w:tcPr>
+            <w:tcW w:type="dxa" w:w="720"/>
+          </w:tcPr>
+          <w:p>
+            <w:pPr>
+              <w:jc w:val="right"/>
+            </w:pPr>
+            <w:r>
+              <w:rPr>
+                <w:rtl w:val="1"/>
+                <w:b/>
+                <w:bCs/>
+                <w:sz w:val="24"/>
+                <w:szCs w:val="24"/>
+                <w:rFonts w:ascii="David" w:hAnsi="David" w:cs="David"/>
+              </w:rPr>
+              <w:t>נק"ז</w:t>
+            </w:r>
+          </w:p>
+        </w:tc>
+        <w:tc>
+          <w:tcPr>
+            <w:tcW w:type="dxa" w:w="3888"/>
+          </w:tcPr>
+          <w:p>
+            <w:pPr>
+              <w:jc w:val="right"/>
+            </w:pPr>
+            <w:r>
+              <w:rPr>
+                <w:rtl w:val="1"/>
+                <w:b/>
+                <w:bCs/>
+                <w:sz w:val="24"/>
+                <w:szCs w:val="24"/>
+                <w:rFonts w:ascii="David" w:hAnsi="David" w:cs="David"/>
+              </w:rPr>
+              <w:t>קורסי בחירה מאושרים ממחלקות אחרות</w:t>
+            </w:r>
+          </w:p>
+        </w:tc>
+        <w:tc>
+          <w:tcPr>
+            <w:tcW w:type="dxa" w:w="720"/>
+          </w:tcPr>
+          <w:p>
+            <w:pPr>
+              <w:jc w:val="right"/>
+            </w:pPr>
+            <w:r>
+              <w:rPr>
+                <w:rtl w:val="1"/>
+                <w:b/>
+                <w:bCs/>
+                <w:sz w:val="24"/>
+                <w:szCs w:val="24"/>
+                <w:rFonts w:ascii="David" w:hAnsi="David" w:cs="David"/>
+              </w:rPr>
+              <w:t>נק"ז</w:t>
+            </w:r>
+          </w:p>
+        </w:tc>
+      </w:tr>
+      <w:tr>
+        <w:tc>
+          <w:tcPr>
+            <w:tcW w:type="dxa" w:w="3312"/>
+          </w:tcPr>
+          <w:p>
+            <w:pPr>
+              <w:jc w:val="right"/>
+            </w:pPr>
+            <w:r>
+              <w:rPr>
+                <w:rtl w:val="1"/>
+                <w:sz w:val="24"/>
+                <w:szCs w:val="24"/>
+                <w:rFonts w:ascii="David" w:hAnsi="David" w:cs="David"/>
+              </w:rPr>
+              <w:t>בחירה 1</w:t>
+            </w:r>
+          </w:p>
+        </w:tc>
+        <w:tc>
+          <w:tcPr>
+            <w:tcW w:type="dxa" w:w="720"/>
+          </w:tcPr>
+          <w:p>
+            <w:pPr>
+              <w:jc w:val="right"/>
+            </w:pPr>
+            <w:r>
+              <w:rPr>
+                <w:rtl w:val="1"/>
+                <w:sz w:val="24"/>
+                <w:szCs w:val="24"/>
+                <w:rFonts w:ascii="David" w:hAnsi="David" w:cs="David"/>
+              </w:rPr>
+              <w:t>3</w:t>
+            </w:r>
+          </w:p>
+        </w:tc>
+        <w:tc>
+          <w:tcPr>
+            <w:tcW w:type="dxa" w:w="3888"/>
+          </w:tcPr>
+          <w:p>
+            <w:pPr>
+              <w:jc w:val="right"/>
+            </w:pPr>
+            <w:r>
+              <w:rPr>
+                <w:rtl w:val="1"/>
+                <w:sz w:val="24"/>
+                <w:szCs w:val="24"/>
+                <w:rFonts w:ascii="David" w:hAnsi="David" w:cs="David"/>
+              </w:rPr>
+              <w:t>בחירה 1</w:t>
+            </w:r>
+          </w:p>
+        </w:tc>
+        <w:tc>
+          <w:tcPr>
+            <w:tcW w:type="dxa" w:w="720"/>
+          </w:tcPr>
+          <w:p>
+            <w:pPr>
+              <w:jc w:val="right"/>
+            </w:pPr>
+            <w:r>
+              <w:rPr>
+                <w:rtl w:val="1"/>
+                <w:sz w:val="24"/>
+                <w:szCs w:val="24"/>
+                <w:rFonts w:ascii="David" w:hAnsi="David" w:cs="David"/>
+              </w:rPr>
+              <w:t>3</w:t>
+            </w:r>
+          </w:p>
+        </w:tc>
+      </w:tr>
+      <w:tr>
+        <w:tc>
+          <w:tcPr>
+            <w:tcW w:type="dxa" w:w="3312"/>
+          </w:tcPr>
+          <w:p>
+            <w:pPr>
+              <w:jc w:val="right"/>
+            </w:pPr>
+            <w:r>
+              <w:rPr>
+                <w:rtl w:val="1"/>
+                <w:sz w:val="24"/>
+                <w:szCs w:val="24"/>
+                <w:rFonts w:ascii="David" w:hAnsi="David" w:cs="David"/>
+              </w:rPr>
+              <w:t>בחירה 2</w:t>
+            </w:r>
+          </w:p>
+        </w:tc>
+        <w:tc>
+          <w:tcPr>
+            <w:tcW w:type="dxa" w:w="720"/>
+          </w:tcPr>
+          <w:p>
+            <w:pPr>
+              <w:jc w:val="right"/>
+            </w:pPr>
+            <w:r>
+              <w:rPr>
+                <w:rtl w:val="1"/>
+                <w:sz w:val="24"/>
+                <w:szCs w:val="24"/>
+                <w:rFonts w:ascii="David" w:hAnsi="David" w:cs="David"/>
+              </w:rPr>
+              <w:t>5</w:t>
+            </w:r>
+          </w:p>
+        </w:tc>
+        <w:tc>
+          <w:tcPr>
+            <w:tcW w:type="dxa" w:w="3888"/>
+          </w:tcPr>
+          <w:p>
+            <w:pPr>
+              <w:jc w:val="right"/>
+            </w:pPr>
+            <w:r>
+              <w:rPr>
+                <w:rtl w:val="1"/>
+                <w:sz w:val="24"/>
+                <w:szCs w:val="24"/>
+                <w:rFonts w:ascii="David" w:hAnsi="David" w:cs="David"/>
+              </w:rPr>
+              <w:t>בחירה 1</w:t>
+            </w:r>
+          </w:p>
+        </w:tc>
+        <w:tc>
+          <w:tcPr>
+            <w:tcW w:type="dxa" w:w="720"/>
+          </w:tcPr>
+          <w:p>
+            <w:pPr>
+              <w:jc w:val="right"/>
+            </w:pPr>
+            <w:r>
+              <w:rPr>
+                <w:rtl w:val="1"/>
+                <w:sz w:val="24"/>
+                <w:szCs w:val="24"/>
+                <w:rFonts w:ascii="David" w:hAnsi="David" w:cs="David"/>
+              </w:rPr>
+              <w:t>3</w:t>
+            </w:r>
+          </w:p>
+        </w:tc>
+      </w:tr>
+      <w:tr>
+        <w:tc>
+          <w:tcPr>
+            <w:tcW w:type="dxa" w:w="3312"/>
+          </w:tcPr>
+          <w:p>
+            <w:pPr>
+              <w:jc w:val="right"/>
+            </w:pPr>
+          </w:p>
+        </w:tc>
+        <w:tc>
+          <w:tcPr>
+            <w:tcW w:type="dxa" w:w="720"/>
+          </w:tcPr>
+          <w:p>
+            <w:pPr>
+              <w:jc w:val="right"/>
+            </w:pPr>
+          </w:p>
+        </w:tc>
+        <w:tc>
+          <w:tcPr>
+            <w:tcW w:type="dxa" w:w="3888"/>
+          </w:tcPr>
+          <w:p>
+            <w:pPr>
+              <w:jc w:val="right"/>
+            </w:pPr>
+            <w:r>
+              <w:rPr>
+                <w:rtl w:val="1"/>
+                <w:sz w:val="24"/>
+                <w:szCs w:val="24"/>
+                <w:rFonts w:ascii="David" w:hAnsi="David" w:cs="David"/>
+              </w:rPr>
+              <w:t>בחירה 1</w:t>
+            </w:r>
+          </w:p>
+        </w:tc>
+        <w:tc>
+          <w:tcPr>
+            <w:tcW w:type="dxa" w:w="720"/>
+          </w:tcPr>
+          <w:p>
+            <w:pPr>
+              <w:jc w:val="right"/>
+            </w:pPr>
+            <w:r>
+              <w:rPr>
+                <w:rtl w:val="1"/>
+                <w:sz w:val="24"/>
+                <w:szCs w:val="24"/>
+                <w:rFonts w:ascii="David" w:hAnsi="David" w:cs="David"/>
+              </w:rPr>
+              <w:t>3</w:t>
+            </w:r>
+          </w:p>
+        </w:tc>
+      </w:tr>
+    </w:tbl>
+    <w:p>
+      <w:pPr>
+        <w:jc w:val="right"/>
+      </w:pPr>
+      <w:r>
+        <w:rPr>
+          <w:rtl w:val="1"/>
+          <w:sz w:val="24"/>
+          <w:szCs w:val="24"/>
+          <w:rFonts w:ascii="David" w:hAnsi="David" w:cs="David"/>
+        </w:rPr>
+      </w:r>
+    </w:p>
+    <w:p>
+      <w:pPr>
+        <w:jc w:val="center"/>
+      </w:pPr>
+      <w:r>
+        <w:rPr>
+          <w:rtl w:val="1"/>
+          <w:b/>
+          <w:bCs/>
+          <w:u w:val="single"/>
+          <w:sz w:val="24"/>
+          <w:szCs w:val="24"/>
+          <w:rFonts w:ascii="Arial" w:hAnsi="Arial" w:cs="Arial"/>
+        </w:rPr>
+        <w:t>סיכום:</w:t>
+      </w:r>
+    </w:p>
+    <w:p>
+      <w:pPr>
+        <w:jc w:val="right"/>
+      </w:pPr>
+      <w:r>
+        <w:rPr>
+          <w:rtl w:val="1"/>
+          <w:sz w:val="24"/>
+          <w:szCs w:val="24"/>
+          <w:rFonts w:ascii="Arial" w:hAnsi="Arial" w:cs="Arial"/>
+        </w:rPr>
+        <w:t xml:space="preserve">סה"כ: חובה </w:t>
+      </w:r>
+      <w:r>
+        <w:rPr>
+          <w:rtl w:val="1"/>
+          <w:u w:val="single"/>
+          <w:sz w:val="24"/>
+          <w:szCs w:val="24"/>
+          <w:rFonts w:ascii="Arial" w:hAnsi="Arial" w:cs="Arial"/>
+        </w:rPr>
+        <w:t xml:space="preserve">  4  </w:t>
+      </w:r>
+      <w:r>
+        <w:rPr>
+          <w:rtl w:val="1"/>
+          <w:sz w:val="24"/>
+          <w:szCs w:val="24"/>
+          <w:rFonts w:ascii="Arial" w:hAnsi="Arial" w:cs="Arial"/>
+        </w:rPr>
+        <w:t xml:space="preserve"> + בחירה </w:t>
+      </w:r>
+      <w:r>
+        <w:rPr>
+          <w:rtl w:val="1"/>
+          <w:u w:val="single"/>
+          <w:sz w:val="24"/>
+          <w:szCs w:val="24"/>
+          <w:rFonts w:ascii="Arial" w:hAnsi="Arial" w:cs="Arial"/>
+        </w:rPr>
+        <w:t xml:space="preserve">  10  </w:t>
+      </w:r>
+      <w:r>
+        <w:rPr>
+          <w:rtl w:val="1"/>
+          <w:sz w:val="24"/>
+          <w:szCs w:val="24"/>
+          <w:rFonts w:ascii="Arial" w:hAnsi="Arial" w:cs="Arial"/>
+        </w:rPr>
+        <w:t xml:space="preserve"> + סמינר </w:t>
+      </w:r>
+      <w:r>
+        <w:rPr>
+          <w:rtl w:val="1"/>
+          <w:u w:val="single"/>
+          <w:sz w:val="24"/>
+          <w:szCs w:val="24"/>
+          <w:rFonts w:ascii="Arial" w:hAnsi="Arial" w:cs="Arial"/>
+        </w:rPr>
+        <w:t xml:space="preserve">  4  </w:t>
+      </w:r>
+      <w:r>
+        <w:rPr>
+          <w:rtl w:val="1"/>
+          <w:sz w:val="24"/>
+          <w:szCs w:val="24"/>
+          <w:rFonts w:ascii="Arial" w:hAnsi="Arial" w:cs="Arial"/>
+        </w:rPr>
+        <w:t xml:space="preserve"> = </w:t>
+      </w:r>
+      <w:r>
+        <w:rPr>
+          <w:rtl w:val="1"/>
+          <w:u w:val="single"/>
+          <w:sz w:val="24"/>
+          <w:szCs w:val="24"/>
+          <w:rFonts w:ascii="Arial" w:hAnsi="Arial" w:cs="Arial"/>
+        </w:rPr>
+        <w:t xml:space="preserve">  18  </w:t>
+      </w:r>
+      <w:r>
+        <w:rPr>
+          <w:rtl w:val="1"/>
+          <w:sz w:val="24"/>
+          <w:szCs w:val="24"/>
+          <w:rFonts w:ascii="Arial" w:hAnsi="Arial" w:cs="Arial"/>
+        </w:rPr>
+        <w:t xml:space="preserve"> נק"ז הושלמו בחטיבה מתוך 28 נק"ז נדרשים.</w:t>
+      </w:r>
+    </w:p>
+    <w:p>
+      <w:pPr>
+        <w:jc w:val="right"/>
+      </w:pPr>
+      <w:r>
+        <w:rPr>
+          <w:rtl w:val="1"/>
+          <w:b/>
+          <w:bCs/>
+          <w:u w:val="single"/>
+          <w:sz w:val="24"/>
+          <w:szCs w:val="24"/>
+          <w:rFonts w:ascii="Arial" w:hAnsi="Arial" w:cs="Arial"/>
+        </w:rPr>
+        <w:t>לצורך סגירת התואר יש להשלים:</w:t>
+      </w:r>
+    </w:p>
+    <w:p>
+      <w:pPr>
+        <w:jc w:val="right"/>
+      </w:pPr>
+      <w:r>
+        <w:rPr>
+          <w:rtl w:val="1"/>
+          <w:sz w:val="24"/>
+          <w:szCs w:val="24"/>
+          <w:rFonts w:ascii="Arial" w:hAnsi="Arial" w:cs="Arial"/>
+        </w:rPr>
+        <w:t xml:space="preserve">1.  קורסי חובה: מספר נק"ז </w:t>
+      </w:r>
+      <w:r>
+        <w:rPr>
+          <w:rtl w:val="1"/>
+          <w:u w:val="single"/>
+          <w:sz w:val="24"/>
+          <w:szCs w:val="24"/>
+          <w:rFonts w:ascii="Arial" w:hAnsi="Arial" w:cs="Arial"/>
+        </w:rPr>
+        <w:t xml:space="preserve">  4  </w:t>
+      </w:r>
+      <w:r>
+        <w:rPr>
+          <w:rtl w:val="1"/>
+          <w:sz w:val="24"/>
+          <w:szCs w:val="24"/>
+          <w:rFonts w:ascii="Arial" w:hAnsi="Arial" w:cs="Arial"/>
+        </w:rPr>
+        <w:t xml:space="preserve">שמות הקורסים: </w:t>
+      </w:r>
+      <w:r>
+        <w:rPr>
+          <w:rtl w:val="1"/>
+          <w:u w:val="single"/>
+          <w:sz w:val="24"/>
+          <w:szCs w:val="24"/>
+          <w:rFonts w:ascii="Arial" w:hAnsi="Arial" w:cs="Arial"/>
+        </w:rPr>
+        <w:t>מושגי יסוד בחקר סכסוכים, סוגיות בקונפליקטים קבוצתיים וארגוניים</w:t>
+      </w:r>
+    </w:p>
+    <w:p>
+      <w:pPr>
+        <w:jc w:val="right"/>
+      </w:pPr>
+      <w:r>
+        <w:rPr>
+          <w:rtl w:val="1"/>
+          <w:sz w:val="24"/>
+          <w:szCs w:val="24"/>
+          <w:rFonts w:ascii="Arial" w:hAnsi="Arial" w:cs="Arial"/>
+        </w:rPr>
+        <w:t xml:space="preserve">2.  קורסי בחירה: מספר נק"ז </w:t>
+      </w:r>
+      <w:r>
+        <w:rPr>
+          <w:rtl w:val="1"/>
+          <w:u w:val="single"/>
+          <w:sz w:val="24"/>
+          <w:szCs w:val="24"/>
+          <w:rFonts w:ascii="Arial" w:hAnsi="Arial" w:cs="Arial"/>
+        </w:rPr>
+        <w:t xml:space="preserve">  6  </w:t>
+      </w:r>
+    </w:p>
+    <w:p>
+      <w:pPr>
+        <w:jc w:val="right"/>
+      </w:pPr>
+      <w:r>
+        <w:rPr>
+          <w:rtl w:val="1"/>
+          <w:sz w:val="24"/>
+          <w:szCs w:val="24"/>
+          <w:rFonts w:ascii="Arial" w:hAnsi="Arial" w:cs="Arial"/>
+        </w:rPr>
+        <w:t>3.  סמינר - 4 נק"ז</w:t>
       </w:r>
     </w:p>
     <w:sectPr>
@@ -460,6 +1257,9 @@
     <w:name w:val="Normal"/>
     <w:qFormat/>
     <w:rsid w:val="00FC693F"/>
+    <w:pPr>
+      <w:spacing w:before="0" w:after="60" w:line="324" w:lineRule="auto"/>
+    </w:pPr>
   </w:style>
   <w:style w:type="paragraph" w:styleId="Header">
     <w:name w:val="header"/>
